--- a/salida/Esquemas_de_corte_cuerpos_guillotina.docx
+++ b/salida/Esquemas_de_corte_cuerpos_guillotina.docx
@@ -191,7 +191,7 @@
         </w:rPr>
         <w:t xml:space="preserve"> (cuchilla de 2.550 mm, tope 20-800 mm, control E21, 7,5 kW; </w:t>
       </w:r>
-      <w:hyperlink w:history="1" r:id="rIdczr2sx2t7pyz4zay-x9ic">
+      <w:hyperlink w:history="1" r:id="rIdzqfvwdvsv5o0mfpuwjyod">
         <w:r>
           <w:rPr>
             <w:rFonts w:ascii="Arial" w:cs="Arial" w:eastAsia="Arial" w:hAnsi="Arial"/>
@@ -210,7 +210,7 @@
           <w:sz w:val="19"/>
           <w:szCs w:val="19"/>
         </w:rPr>
-        <w:t xml:space="preserve">, USD 10.700 FOB): se apoyan varias franjas una al lado de la otra, tantas como entran en 2.500 mm, y cada golpe corta una pieza de cada franja. Para 20 golpes por minuto se toma la ficha de la Molinari HG 6 × 2500 (la publicación no lo informa; confirmar con el vendedor).</w:t>
+        <w:t xml:space="preserve">, USD 10.700 FOB): se apoyan varias franjas una al lado de la otra, tantas como entran en 2.500 mm, y cada golpe corta una pieza de cada franja, a 20 golpes por minuto.</w:t>
       </w:r>
     </w:p>
     <w:p>
@@ -7416,7 +7416,7 @@
           <w:sz w:val="16"/>
           <w:szCs w:val="16"/>
         </w:rPr>
-        <w:t xml:space="preserve">El 1 kg se corta de chapa de 0,9 mm por decisión del grupo; el plano G809 todavía lo da en caño de 1,25 mm.</w:t>
+        <w:t xml:space="preserve">El 1 kg se corta de chapa de 0,9 mm por decisión del grupo.</w:t>
       </w:r>
     </w:p>
     <w:p>
@@ -10818,7 +10818,7 @@
           <w:sz w:val="19"/>
           <w:szCs w:val="19"/>
         </w:rPr>
-        <w:t xml:space="preserve"> (hojas + fleje) sigue siendo la que conviene de las que cortan en planta: valor actual de USD 1.120.951, contra 1.149.877 de B, 1.151.076 de A y 1.202.673 de C. El margen se achicó: la hoja tendría que subir 3,8 % para que A la iguale. El detalle está en el Excel Comparacion_corte (hojas Resumen y Cálculo).</w:t>
+        <w:t xml:space="preserve"> (hojas + fleje) sigue siendo la que conviene de las que cortan en planta: valor actual de USD 1.121.062, contra 1.150.161 de B, 1.151.597 de A y 1.203.055 de C. El margen se achicó: la hoja tendría que subir 3,8 % para que A la iguale. El detalle está en el Excel Comparacion_corte (hojas Resumen y Cálculo).</w:t>
       </w:r>
     </w:p>
     <w:p>
@@ -10834,7 +10834,7 @@
           <w:sz w:val="19"/>
           <w:szCs w:val="19"/>
         </w:rPr>
-        <w:t xml:space="preserve">6. Pendientes</w:t>
+        <w:t xml:space="preserve">6. Pendiente</w:t>
       </w:r>
     </w:p>
     <w:p>
@@ -10853,26 +10853,7 @@
           <w:sz w:val="19"/>
           <w:szCs w:val="19"/>
         </w:rPr>
-        <w:t xml:space="preserve">Que el vendedor de la guillotina 2 confirme los golpes por minuto y el precio puesto en planta (USD 10.700 es FOB).</w:t>
-      </w:r>
-    </w:p>
-    <w:p>
-      <w:pPr>
-        <w:pStyle w:val="ListParagraph"/>
-        <w:numPr>
-          <w:ilvl w:val="0"/>
-          <w:numId w:val="2"/>
-        </w:numPr>
-        <w:spacing w:after="40" w:before="0" w:line="276"/>
-      </w:pPr>
-      <w:r>
-        <w:rPr>
-          <w:rFonts w:ascii="Arial" w:cs="Arial" w:eastAsia="Arial" w:hAnsi="Arial"/>
-          <w:color w:val="000000"/>
-          <w:sz w:val="19"/>
-          <w:szCs w:val="19"/>
-        </w:rPr>
-        <w:t xml:space="preserve">Cambiar el plano G809 del 1 kg: cuerpo en chapa de 0,9 mm con costura longitudinal.</w:t>
+        <w:t xml:space="preserve">Precio de la guillotina 2 puesta en planta: los USD 10.700 son FOB, sin flete ni nacionalización.</w:t>
       </w:r>
     </w:p>
     <w:p>
@@ -10919,7 +10900,7 @@
         </w:numPr>
         <w:spacing w:after="40" w:before="0" w:line="276"/>
       </w:pPr>
-      <w:hyperlink w:history="1" r:id="rIdwqzx5uddikbssm__7ynpb">
+      <w:hyperlink w:history="1" r:id="rIdjllzr82_jcy1srysucy1v">
         <w:r>
           <w:rPr>
             <w:rFonts w:ascii="Arial" w:cs="Arial" w:eastAsia="Arial" w:hAnsi="Arial"/>
@@ -10969,7 +10950,7 @@
         </w:numPr>
         <w:spacing w:after="40" w:before="0" w:line="276"/>
       </w:pPr>
-      <w:hyperlink w:history="1" r:id="rId2ewnvnfmbn7dzg8a7ox5y">
+      <w:hyperlink w:history="1" r:id="rIdw_-hbvqejf-ltwiaihsxu">
         <w:r>
           <w:rPr>
             <w:rFonts w:ascii="Arial" w:cs="Arial" w:eastAsia="Arial" w:hAnsi="Arial"/>
@@ -11000,7 +10981,7 @@
         </w:numPr>
         <w:spacing w:after="40" w:before="0" w:line="276"/>
       </w:pPr>
-      <w:hyperlink w:history="1" r:id="rIda5wamx0op-a4vp0lfy9ah">
+      <w:hyperlink w:history="1" r:id="rIdv_wch3z15lfjg5dvujels">
         <w:r>
           <w:rPr>
             <w:rFonts w:ascii="Arial" w:cs="Arial" w:eastAsia="Arial" w:hAnsi="Arial"/>
@@ -11031,7 +11012,7 @@
         </w:numPr>
         <w:spacing w:after="40" w:before="0" w:line="276"/>
       </w:pPr>
-      <w:hyperlink w:history="1" r:id="rIdfrob7ln1l-rctod-pjinh">
+      <w:hyperlink w:history="1" r:id="rIdqxhrpahrlapxrtzsjlwp3">
         <w:r>
           <w:rPr>
             <w:rFonts w:ascii="Arial" w:cs="Arial" w:eastAsia="Arial" w:hAnsi="Arial"/>
@@ -11062,7 +11043,7 @@
         </w:numPr>
         <w:spacing w:after="40" w:before="0" w:line="276"/>
       </w:pPr>
-      <w:hyperlink w:history="1" r:id="rIdpf1euvkuqplqu34rcc6oz">
+      <w:hyperlink w:history="1" r:id="rId49xotyqe8ffvwbn_vtihj">
         <w:r>
           <w:rPr>
             <w:rFonts w:ascii="Arial" w:cs="Arial" w:eastAsia="Arial" w:hAnsi="Arial"/>
@@ -11083,7 +11064,7 @@
         </w:rPr>
         <w:t xml:space="preserve"> y </w:t>
       </w:r>
-      <w:hyperlink w:history="1" r:id="rIdgxggccfqbcejflkbj-mqt">
+      <w:hyperlink w:history="1" r:id="rId1fycx7fnue2kt6qv7zgne">
         <w:r>
           <w:rPr>
             <w:rFonts w:ascii="Arial" w:cs="Arial" w:eastAsia="Arial" w:hAnsi="Arial"/>
